--- a/ООП/практики/пр4 Условные алгоритмы.docx
+++ b/ООП/практики/пр4 Условные алгоритмы.docx
@@ -39,8 +39,9 @@
           <w:color w:val="000000" w:themeColor="text1"/>
           <w:sz w:val="28"/>
           <w:szCs w:val="28"/>
-        </w:rPr>
-        <w:t>3</w:t>
+          <w:lang w:val="en-US"/>
+        </w:rPr>
+        <w:t>4</w:t>
       </w:r>
       <w:r>
         <w:rPr>
@@ -191,23 +192,7 @@
           <w:rFonts w:ascii="Times New Roman" w:hAnsi="Times New Roman"/>
           <w:sz w:val="28"/>
         </w:rPr>
-        <w:t xml:space="preserve">Условные операторы широко используются в методах пользовательских классов для реализации </w:t>
-      </w:r>
-      <w:proofErr w:type="spellStart"/>
-      <w:r>
-        <w:rPr>
-          <w:rFonts w:ascii="Times New Roman" w:hAnsi="Times New Roman"/>
-          <w:sz w:val="28"/>
-        </w:rPr>
-        <w:t>бизнес-логики</w:t>
-      </w:r>
-      <w:proofErr w:type="spellEnd"/>
-      <w:r>
-        <w:rPr>
-          <w:rFonts w:ascii="Times New Roman" w:hAnsi="Times New Roman"/>
-          <w:sz w:val="28"/>
-        </w:rPr>
-        <w:t xml:space="preserve">, проверки корректности входных данных, обработки исключений и многого другого. Пример класса с условным оператором приведен на рисунке </w:t>
+        <w:t xml:space="preserve">Условные операторы широко используются в методах пользовательских классов для реализации бизнес-логики, проверки корректности входных данных, обработки исключений и многого другого. Пример класса с условным оператором приведен на рисунке </w:t>
       </w:r>
       <w:r>
         <w:rPr>
@@ -443,25 +428,7 @@
           <w:sz w:val="26"/>
           <w:szCs w:val="26"/>
         </w:rPr>
-        <w:t xml:space="preserve"> Внутренние поля класса делаются </w:t>
-      </w:r>
-      <w:proofErr w:type="spellStart"/>
-      <w:r>
-        <w:rPr>
-          <w:rFonts w:ascii="Times New Roman" w:hAnsi="Times New Roman"/>
-          <w:sz w:val="26"/>
-          <w:szCs w:val="26"/>
-        </w:rPr>
-        <w:t>private</w:t>
-      </w:r>
-      <w:proofErr w:type="spellEnd"/>
-      <w:r>
-        <w:rPr>
-          <w:rFonts w:ascii="Times New Roman" w:hAnsi="Times New Roman"/>
-          <w:sz w:val="26"/>
-          <w:szCs w:val="26"/>
-        </w:rPr>
-        <w:t xml:space="preserve"> — к ним нельзя обратиться извне. Это защищает состояние объекта от случайных или некорректных изменений.</w:t>
+        <w:t xml:space="preserve"> Внутренние поля класса делаются private — к ним нельзя обратиться извне. Это защищает состояние объекта от случайных или некорректных изменений.</w:t>
       </w:r>
     </w:p>
     <w:p>
@@ -496,43 +463,7 @@
           <w:sz w:val="26"/>
           <w:szCs w:val="26"/>
         </w:rPr>
-        <w:t xml:space="preserve"> Для доступа к данным предоставляются публичные методы или свойства (</w:t>
-      </w:r>
-      <w:proofErr w:type="spellStart"/>
-      <w:r>
-        <w:rPr>
-          <w:rFonts w:ascii="Times New Roman" w:hAnsi="Times New Roman"/>
-          <w:sz w:val="26"/>
-          <w:szCs w:val="26"/>
-        </w:rPr>
-        <w:t>public</w:t>
-      </w:r>
-      <w:proofErr w:type="spellEnd"/>
-      <w:r>
-        <w:rPr>
-          <w:rFonts w:ascii="Times New Roman" w:hAnsi="Times New Roman"/>
-          <w:sz w:val="26"/>
-          <w:szCs w:val="26"/>
-        </w:rPr>
-        <w:t>), которые: проверяют корректность входных данных; выполняют дополнительную логику (</w:t>
-      </w:r>
-      <w:proofErr w:type="spellStart"/>
-      <w:r>
-        <w:rPr>
-          <w:rFonts w:ascii="Times New Roman" w:hAnsi="Times New Roman"/>
-          <w:sz w:val="26"/>
-          <w:szCs w:val="26"/>
-        </w:rPr>
-        <w:t>логирование</w:t>
-      </w:r>
-      <w:proofErr w:type="spellEnd"/>
-      <w:r>
-        <w:rPr>
-          <w:rFonts w:ascii="Times New Roman" w:hAnsi="Times New Roman"/>
-          <w:sz w:val="26"/>
-          <w:szCs w:val="26"/>
-        </w:rPr>
-        <w:t>, уведомления); возвращают данные в нужном формате.</w:t>
+        <w:t xml:space="preserve"> Для доступа к данным предоставляются публичные методы или свойства (public), которые: проверяют корректность входных данных; выполняют дополнительную логику (логирование, уведомления); возвращают данные в нужном формате.</w:t>
       </w:r>
     </w:p>
     <w:p>
@@ -645,7 +576,6 @@
         </w:rPr>
         <w:t xml:space="preserve">Создать класс, который получал бы введенные пользователем значения с помощью </w:t>
       </w:r>
-      <w:proofErr w:type="spellStart"/>
       <w:r>
         <w:rPr>
           <w:rFonts w:ascii="Times New Roman" w:hAnsi="Times New Roman" w:cs="Times New Roman"/>
@@ -656,7 +586,6 @@
         </w:rPr>
         <w:t>WinForms</w:t>
       </w:r>
-      <w:proofErr w:type="spellEnd"/>
       <w:r>
         <w:rPr>
           <w:rFonts w:ascii="Times New Roman" w:hAnsi="Times New Roman" w:cs="Times New Roman"/>
@@ -790,209 +719,29 @@
           <w:sz w:val="28"/>
           <w:szCs w:val="28"/>
         </w:rPr>
-        <w:t xml:space="preserve">4) Даны три числа </w:t>
-      </w:r>
-      <w:proofErr w:type="spellStart"/>
-      <w:r>
-        <w:rPr>
-          <w:rFonts w:ascii="Times New Roman" w:hAnsi="Times New Roman" w:cs="Times New Roman"/>
-          <w:bCs/>
-          <w:sz w:val="28"/>
-          <w:szCs w:val="28"/>
-        </w:rPr>
-        <w:t>x,y,z</w:t>
-      </w:r>
-      <w:proofErr w:type="spellEnd"/>
-      <w:r>
-        <w:rPr>
-          <w:rFonts w:ascii="Times New Roman" w:hAnsi="Times New Roman" w:cs="Times New Roman"/>
-          <w:bCs/>
-          <w:sz w:val="28"/>
-          <w:szCs w:val="28"/>
-        </w:rPr>
-        <w:t xml:space="preserve"> и число </w:t>
-      </w:r>
-      <w:proofErr w:type="spellStart"/>
-      <w:r>
-        <w:rPr>
-          <w:rFonts w:ascii="Times New Roman" w:hAnsi="Times New Roman" w:cs="Times New Roman"/>
-          <w:bCs/>
-          <w:sz w:val="28"/>
-          <w:szCs w:val="28"/>
-        </w:rPr>
-        <w:t>d</w:t>
-      </w:r>
-      <w:proofErr w:type="spellEnd"/>
-      <w:r>
-        <w:rPr>
-          <w:rFonts w:ascii="Times New Roman" w:hAnsi="Times New Roman" w:cs="Times New Roman"/>
-          <w:bCs/>
-          <w:sz w:val="28"/>
-          <w:szCs w:val="28"/>
-        </w:rPr>
-        <w:t xml:space="preserve">. Найти среднее арифметическое тех из них, для которых число </w:t>
-      </w:r>
-      <w:proofErr w:type="spellStart"/>
-      <w:r>
-        <w:rPr>
-          <w:rFonts w:ascii="Times New Roman" w:hAnsi="Times New Roman" w:cs="Times New Roman"/>
-          <w:bCs/>
-          <w:sz w:val="28"/>
-          <w:szCs w:val="28"/>
-        </w:rPr>
-        <w:t>d</w:t>
-      </w:r>
-      <w:proofErr w:type="spellEnd"/>
-      <w:r>
-        <w:rPr>
-          <w:rFonts w:ascii="Times New Roman" w:hAnsi="Times New Roman" w:cs="Times New Roman"/>
-          <w:bCs/>
-          <w:sz w:val="28"/>
-          <w:szCs w:val="28"/>
-        </w:rPr>
-        <w:t xml:space="preserve"> является делителем.</w:t>
-      </w:r>
-    </w:p>
-    <w:p>
-      <w:pPr>
-        <w:spacing w:after="0" w:line="240" w:lineRule="auto"/>
-        <w:ind w:firstLine="709"/>
-        <w:jc w:val="both"/>
-        <w:rPr>
-          <w:rFonts w:ascii="Times New Roman" w:hAnsi="Times New Roman" w:cs="Times New Roman"/>
-          <w:bCs/>
-          <w:sz w:val="28"/>
-          <w:szCs w:val="28"/>
-        </w:rPr>
-      </w:pPr>
-      <w:r>
-        <w:rPr>
-          <w:rFonts w:ascii="Times New Roman" w:hAnsi="Times New Roman" w:cs="Times New Roman"/>
-          <w:bCs/>
-          <w:sz w:val="28"/>
-          <w:szCs w:val="28"/>
-        </w:rPr>
-        <w:t xml:space="preserve">5) Даны три числа </w:t>
-      </w:r>
-      <w:proofErr w:type="spellStart"/>
-      <w:r>
-        <w:rPr>
-          <w:rFonts w:ascii="Times New Roman" w:hAnsi="Times New Roman" w:cs="Times New Roman"/>
-          <w:bCs/>
-          <w:sz w:val="28"/>
-          <w:szCs w:val="28"/>
-        </w:rPr>
-        <w:t>x,y,z</w:t>
-      </w:r>
-      <w:proofErr w:type="spellEnd"/>
-      <w:r>
-        <w:rPr>
-          <w:rFonts w:ascii="Times New Roman" w:hAnsi="Times New Roman" w:cs="Times New Roman"/>
-          <w:bCs/>
-          <w:sz w:val="28"/>
-          <w:szCs w:val="28"/>
-        </w:rPr>
-        <w:t xml:space="preserve"> и число </w:t>
-      </w:r>
-      <w:proofErr w:type="spellStart"/>
-      <w:r>
-        <w:rPr>
-          <w:rFonts w:ascii="Times New Roman" w:hAnsi="Times New Roman" w:cs="Times New Roman"/>
-          <w:bCs/>
-          <w:sz w:val="28"/>
-          <w:szCs w:val="28"/>
-        </w:rPr>
-        <w:t>d</w:t>
-      </w:r>
-      <w:proofErr w:type="spellEnd"/>
-      <w:r>
-        <w:rPr>
-          <w:rFonts w:ascii="Times New Roman" w:hAnsi="Times New Roman" w:cs="Times New Roman"/>
-          <w:bCs/>
-          <w:sz w:val="28"/>
-          <w:szCs w:val="28"/>
-        </w:rPr>
-        <w:t xml:space="preserve">. Определить, какие из чисел равны </w:t>
-      </w:r>
-      <w:proofErr w:type="spellStart"/>
-      <w:r>
-        <w:rPr>
-          <w:rFonts w:ascii="Times New Roman" w:hAnsi="Times New Roman" w:cs="Times New Roman"/>
-          <w:bCs/>
-          <w:sz w:val="28"/>
-          <w:szCs w:val="28"/>
-        </w:rPr>
-        <w:t>d</w:t>
-      </w:r>
-      <w:proofErr w:type="spellEnd"/>
-      <w:r>
-        <w:rPr>
-          <w:rFonts w:ascii="Times New Roman" w:hAnsi="Times New Roman" w:cs="Times New Roman"/>
-          <w:bCs/>
-          <w:sz w:val="28"/>
-          <w:szCs w:val="28"/>
-        </w:rPr>
-        <w:t xml:space="preserve">; если таких нет, то найти наименьшее из чисел </w:t>
-      </w:r>
-      <w:proofErr w:type="spellStart"/>
-      <w:r>
-        <w:rPr>
-          <w:rFonts w:ascii="Times New Roman" w:hAnsi="Times New Roman" w:cs="Times New Roman"/>
-          <w:bCs/>
-          <w:sz w:val="28"/>
-          <w:szCs w:val="28"/>
-        </w:rPr>
-        <w:t>x+d</w:t>
-      </w:r>
-      <w:proofErr w:type="spellEnd"/>
-      <w:r>
-        <w:rPr>
-          <w:rFonts w:ascii="Times New Roman" w:hAnsi="Times New Roman" w:cs="Times New Roman"/>
-          <w:bCs/>
-          <w:sz w:val="28"/>
-          <w:szCs w:val="28"/>
-        </w:rPr>
-        <w:t xml:space="preserve">, </w:t>
-      </w:r>
-      <w:proofErr w:type="spellStart"/>
-      <w:r>
-        <w:rPr>
-          <w:rFonts w:ascii="Times New Roman" w:hAnsi="Times New Roman" w:cs="Times New Roman"/>
-          <w:bCs/>
-          <w:sz w:val="28"/>
-          <w:szCs w:val="28"/>
-        </w:rPr>
-        <w:t>y-d</w:t>
-      </w:r>
-      <w:proofErr w:type="spellEnd"/>
-      <w:r>
-        <w:rPr>
-          <w:rFonts w:ascii="Times New Roman" w:hAnsi="Times New Roman" w:cs="Times New Roman"/>
-          <w:bCs/>
-          <w:sz w:val="28"/>
-          <w:szCs w:val="28"/>
-        </w:rPr>
-        <w:t xml:space="preserve">, </w:t>
-      </w:r>
-      <w:proofErr w:type="spellStart"/>
-      <w:r>
-        <w:rPr>
-          <w:rFonts w:ascii="Times New Roman" w:hAnsi="Times New Roman" w:cs="Times New Roman"/>
-          <w:bCs/>
-          <w:sz w:val="28"/>
-          <w:szCs w:val="28"/>
-        </w:rPr>
-        <w:t>z-d</w:t>
-      </w:r>
-      <w:proofErr w:type="spellEnd"/>
-      <w:r>
-        <w:rPr>
-          <w:rFonts w:ascii="Times New Roman" w:hAnsi="Times New Roman" w:cs="Times New Roman"/>
-          <w:bCs/>
-          <w:sz w:val="28"/>
-          <w:szCs w:val="28"/>
-        </w:rPr>
-        <w:t>.</w:t>
+        <w:t>4) Даны три числа x,y,z и число d. Найти среднее арифметическое тех из них, для которых число d является делителем.</w:t>
+      </w:r>
+    </w:p>
+    <w:p>
+      <w:pPr>
+        <w:spacing w:after="0" w:line="240" w:lineRule="auto"/>
+        <w:ind w:firstLine="709"/>
+        <w:jc w:val="both"/>
+        <w:rPr>
+          <w:rFonts w:ascii="Times New Roman" w:hAnsi="Times New Roman" w:cs="Times New Roman"/>
+          <w:bCs/>
+          <w:sz w:val="28"/>
+          <w:szCs w:val="28"/>
+        </w:rPr>
+      </w:pPr>
+      <w:r>
+        <w:rPr>
+          <w:rFonts w:ascii="Times New Roman" w:hAnsi="Times New Roman" w:cs="Times New Roman"/>
+          <w:bCs/>
+          <w:sz w:val="28"/>
+          <w:szCs w:val="28"/>
+        </w:rPr>
+        <w:t>5) Даны три числа x,y,z и число d. Определить, какие из чисел равны d; если таких нет, то найти наименьшее из чисел x+d, y-d, z-d.</w:t>
       </w:r>
     </w:p>
     <w:p>
@@ -1058,47 +807,7 @@
           <w:sz w:val="28"/>
           <w:szCs w:val="28"/>
         </w:rPr>
-        <w:t xml:space="preserve">8) Даны два действительных положительных числа </w:t>
-      </w:r>
-      <w:proofErr w:type="spellStart"/>
-      <w:r>
-        <w:rPr>
-          <w:rFonts w:ascii="Times New Roman" w:hAnsi="Times New Roman" w:cs="Times New Roman"/>
-          <w:bCs/>
-          <w:sz w:val="28"/>
-          <w:szCs w:val="28"/>
-        </w:rPr>
-        <w:t>x</w:t>
-      </w:r>
-      <w:proofErr w:type="spellEnd"/>
-      <w:r>
-        <w:rPr>
-          <w:rFonts w:ascii="Times New Roman" w:hAnsi="Times New Roman" w:cs="Times New Roman"/>
-          <w:bCs/>
-          <w:sz w:val="28"/>
-          <w:szCs w:val="28"/>
-        </w:rPr>
-        <w:t xml:space="preserve"> и </w:t>
-      </w:r>
-      <w:proofErr w:type="spellStart"/>
-      <w:r>
-        <w:rPr>
-          <w:rFonts w:ascii="Times New Roman" w:hAnsi="Times New Roman" w:cs="Times New Roman"/>
-          <w:bCs/>
-          <w:sz w:val="28"/>
-          <w:szCs w:val="28"/>
-        </w:rPr>
-        <w:t>y</w:t>
-      </w:r>
-      <w:proofErr w:type="spellEnd"/>
-      <w:r>
-        <w:rPr>
-          <w:rFonts w:ascii="Times New Roman" w:hAnsi="Times New Roman" w:cs="Times New Roman"/>
-          <w:bCs/>
-          <w:sz w:val="28"/>
-          <w:szCs w:val="28"/>
-        </w:rPr>
-        <w:t>. Арифметические действия над числами пронумерованы (1– сложение, 2 – вычитание, 3 – умножение). Написать программу, которая по введенному номеру выполняет названные действия над числами.</w:t>
+        <w:t>8) Даны два действительных положительных числа x и y. Арифметические действия над числами пронумерованы (1– сложение, 2 – вычитание, 3 – умножение). Написать программу, которая по введенному номеру выполняет названные действия над числами.</w:t>
       </w:r>
     </w:p>
     <w:p>
@@ -1660,43 +1369,7 @@
           <w:sz w:val="28"/>
           <w:szCs w:val="28"/>
         </w:rPr>
-        <w:t xml:space="preserve">2) Программу представить либо с использованием вложенных операторов </w:t>
-      </w:r>
-      <w:proofErr w:type="spellStart"/>
-      <w:r>
-        <w:rPr>
-          <w:rFonts w:ascii="Times New Roman" w:hAnsi="Times New Roman" w:cs="Times New Roman"/>
-          <w:sz w:val="28"/>
-          <w:szCs w:val="28"/>
-        </w:rPr>
-        <w:t>if</w:t>
-      </w:r>
-      <w:proofErr w:type="spellEnd"/>
-      <w:r>
-        <w:rPr>
-          <w:rFonts w:ascii="Times New Roman" w:hAnsi="Times New Roman" w:cs="Times New Roman"/>
-          <w:sz w:val="28"/>
-          <w:szCs w:val="28"/>
-        </w:rPr>
-        <w:t xml:space="preserve"> (обработка выбранного пункта меню), либо с использованием переключателя </w:t>
-      </w:r>
-      <w:proofErr w:type="spellStart"/>
-      <w:r>
-        <w:rPr>
-          <w:rFonts w:ascii="Times New Roman" w:hAnsi="Times New Roman" w:cs="Times New Roman"/>
-          <w:sz w:val="28"/>
-          <w:szCs w:val="28"/>
-        </w:rPr>
-        <w:t>switch</w:t>
-      </w:r>
-      <w:proofErr w:type="spellEnd"/>
-      <w:r>
-        <w:rPr>
-          <w:rFonts w:ascii="Times New Roman" w:hAnsi="Times New Roman" w:cs="Times New Roman"/>
-          <w:sz w:val="28"/>
-          <w:szCs w:val="28"/>
-        </w:rPr>
-        <w:t xml:space="preserve">. </w:t>
+        <w:t xml:space="preserve">2) Программу представить либо с использованием вложенных операторов if (обработка выбранного пункта меню), либо с использованием переключателя switch. </w:t>
       </w:r>
     </w:p>
     <w:p>
@@ -1724,7 +1397,6 @@
         </w:rPr>
         <w:t xml:space="preserve">3) Обработку выбранного пункта меню реализуйте с помощью выпадающего списка или </w:t>
       </w:r>
-      <w:proofErr w:type="spellStart"/>
       <w:r>
         <w:rPr>
           <w:rFonts w:ascii="Times New Roman" w:hAnsi="Times New Roman" w:cs="Times New Roman"/>
@@ -1734,7 +1406,6 @@
         </w:rPr>
         <w:t>RadioButton</w:t>
       </w:r>
-      <w:proofErr w:type="spellEnd"/>
       <w:r>
         <w:rPr>
           <w:rFonts w:ascii="Times New Roman" w:hAnsi="Times New Roman" w:cs="Times New Roman"/>
@@ -1826,27 +1497,27 @@
           <w:sz w:val="28"/>
           <w:szCs w:val="28"/>
         </w:rPr>
+        <w:t>2) площадь прямоугольника, площадь равнобедренного треугольника, площадь эллипса;</w:t>
+      </w:r>
+    </w:p>
+    <w:p>
+      <w:pPr>
+        <w:spacing w:after="0" w:line="240" w:lineRule="auto"/>
+        <w:ind w:firstLine="709"/>
+        <w:jc w:val="both"/>
+        <w:rPr>
+          <w:rFonts w:ascii="Times New Roman" w:hAnsi="Times New Roman" w:cs="Times New Roman"/>
+          <w:sz w:val="28"/>
+          <w:szCs w:val="28"/>
+        </w:rPr>
+      </w:pPr>
+      <w:r>
+        <w:rPr>
+          <w:rFonts w:ascii="Times New Roman" w:hAnsi="Times New Roman" w:cs="Times New Roman"/>
+          <w:sz w:val="28"/>
+          <w:szCs w:val="28"/>
+        </w:rPr>
         <w:lastRenderedPageBreak/>
-        <w:t>2) площадь прямоугольника, площадь равнобедренного треугольника, площадь эллипса;</w:t>
-      </w:r>
-    </w:p>
-    <w:p>
-      <w:pPr>
-        <w:spacing w:after="0" w:line="240" w:lineRule="auto"/>
-        <w:ind w:firstLine="709"/>
-        <w:jc w:val="both"/>
-        <w:rPr>
-          <w:rFonts w:ascii="Times New Roman" w:hAnsi="Times New Roman" w:cs="Times New Roman"/>
-          <w:sz w:val="28"/>
-          <w:szCs w:val="28"/>
-        </w:rPr>
-      </w:pPr>
-      <w:r>
-        <w:rPr>
-          <w:rFonts w:ascii="Times New Roman" w:hAnsi="Times New Roman" w:cs="Times New Roman"/>
-          <w:sz w:val="28"/>
-          <w:szCs w:val="28"/>
-        </w:rPr>
         <w:t>3) площадь многоугольника, площадь ромба, площадь круга;</w:t>
       </w:r>
     </w:p>
@@ -2059,73 +1730,25 @@
           <w:rFonts w:ascii="Times New Roman" w:hAnsi="Times New Roman"/>
           <w:sz w:val="28"/>
         </w:rPr>
-        <w:t xml:space="preserve">2) Что происходит при выполнении оператора </w:t>
-      </w:r>
-      <w:proofErr w:type="spellStart"/>
-      <w:r>
-        <w:rPr>
-          <w:rFonts w:ascii="Times New Roman" w:hAnsi="Times New Roman"/>
-          <w:sz w:val="28"/>
-        </w:rPr>
-        <w:t>break</w:t>
-      </w:r>
-      <w:proofErr w:type="spellEnd"/>
-      <w:r>
-        <w:rPr>
-          <w:rFonts w:ascii="Times New Roman" w:hAnsi="Times New Roman"/>
-          <w:sz w:val="28"/>
-        </w:rPr>
-        <w:t xml:space="preserve"> внутри конструкции </w:t>
-      </w:r>
-      <w:proofErr w:type="spellStart"/>
-      <w:r>
-        <w:rPr>
-          <w:rFonts w:ascii="Times New Roman" w:hAnsi="Times New Roman"/>
-          <w:sz w:val="28"/>
-        </w:rPr>
-        <w:t>switch</w:t>
-      </w:r>
-      <w:proofErr w:type="spellEnd"/>
-      <w:r>
-        <w:rPr>
-          <w:rFonts w:ascii="Times New Roman" w:hAnsi="Times New Roman"/>
-          <w:sz w:val="28"/>
-        </w:rPr>
-        <w:t>?</w:t>
-      </w:r>
-    </w:p>
-    <w:p>
-      <w:pPr>
-        <w:spacing w:after="0" w:line="240" w:lineRule="auto"/>
-        <w:ind w:firstLine="709"/>
-        <w:jc w:val="both"/>
-        <w:rPr>
-          <w:rFonts w:ascii="Times New Roman" w:hAnsi="Times New Roman"/>
-          <w:sz w:val="28"/>
-        </w:rPr>
-      </w:pPr>
-      <w:r>
-        <w:rPr>
-          <w:rFonts w:ascii="Times New Roman" w:hAnsi="Times New Roman"/>
-          <w:sz w:val="28"/>
-        </w:rPr>
-        <w:t xml:space="preserve">3) Для чего нужен оператор </w:t>
-      </w:r>
-      <w:proofErr w:type="spellStart"/>
-      <w:r>
-        <w:rPr>
-          <w:rFonts w:ascii="Times New Roman" w:hAnsi="Times New Roman"/>
-          <w:sz w:val="28"/>
-        </w:rPr>
-        <w:t>return</w:t>
-      </w:r>
-      <w:proofErr w:type="spellEnd"/>
-      <w:r>
-        <w:rPr>
-          <w:rFonts w:ascii="Times New Roman" w:hAnsi="Times New Roman"/>
-          <w:sz w:val="28"/>
-        </w:rPr>
-        <w:t xml:space="preserve"> в методах класса с условием?</w:t>
+        <w:t>2) Что происходит при выполнении оператора break внутри конструкции switch?</w:t>
+      </w:r>
+    </w:p>
+    <w:p>
+      <w:pPr>
+        <w:spacing w:after="0" w:line="240" w:lineRule="auto"/>
+        <w:ind w:firstLine="709"/>
+        <w:jc w:val="both"/>
+        <w:rPr>
+          <w:rFonts w:ascii="Times New Roman" w:hAnsi="Times New Roman"/>
+          <w:sz w:val="28"/>
+        </w:rPr>
+      </w:pPr>
+      <w:r>
+        <w:rPr>
+          <w:rFonts w:ascii="Times New Roman" w:hAnsi="Times New Roman"/>
+          <w:sz w:val="28"/>
+        </w:rPr>
+        <w:t>3) Для чего нужен оператор return в методах класса с условием?</w:t>
       </w:r>
     </w:p>
     <w:p/>
